--- a/Project Files/report/ICT4442_Interim_Report_v2.docx
+++ b/Project Files/report/ICT4442_Interim_Report_v2.docx
@@ -604,7 +604,7 @@
           <w:i w:val="0"/>
           <w:sz w:val="20"/>
         </w:rPr>
-        <w:t>; Rudra Rajpurohit (230911570), Vedant Totla (230911526), Ishan Satyanand Thakur (230953356), Vedant Agarwal (230953312)</w:t>
+        <w:t>: Rudra Rajpurohit (230911570), Vedant Totla (230911526), Ishan Satyanand Thakur (230953356), Vedant Agarwal (230953312)</w:t>
       </w:r>
     </w:p>
     <w:p>
